--- a/testakten/rentenrecht-fremdrente-russlanddeutscher-sibirien-bielefeld/07_widerspruch_entwurf.docx
+++ b/testakten/rentenrecht-fremdrente-russlanddeutscher-sibirien-bielefeld/07_widerspruch_entwurf.docx
@@ -69,7 +69,7 @@
           <w:b/>
           <w:sz w:val="22"/>
         </w:rPr>
-        <w:t>Telefon: 0521 96477-0 | kanzlei@rentenberatung-wittkamp.example</w:t>
+        <w:t>Telefon: 0521 96477-0 | kanzlei@rentenberatung-wittkamp.de</w:t>
       </w:r>
     </w:p>
     <w:p>
@@ -237,7 +237,7 @@
         <w:jc w:val="left"/>
       </w:pPr>
       <w:r>
-        <w:t>Die im Bescheid beanstandete Abweichung der Archivnummern für die Zeit ab 1987 erklärt sich nach gegenwärtigem Kenntnisstand aus einer organisatorischen Aufteilung des Kombinats SibChladProekt im Jahr 1988, bei der die Projektgruppe Nord dem Werk Nowosibirsk-2 zugeordnet wurde, ohne dass das Arbeitsverhältnis endete. Eine Bescheinigung des Staatsarchivs Nowosibirsk über die Umstrukturierung wird derzeit über eine bevollmächtigte Angehörige beschafft und unverzüglich nachgereicht. Die abweichende Schreibweise des Familiennamens in älteren Dokumenten (Klasssen) beruht auf der Rückübertragung aus der kyrillischen Schrift; Identität und Geburtsdatum sind durchgehend identisch.</w:t>
+        <w:t>Die im Bescheid beanstandete Abweichung der Archivnummern für die Zeit ab 1987 erklärt sich nach gegenwärtigem Kenntnisstand aus einer organisatorischen Aufteilung des Kombinats SibChladProekt im Jahr 1988, bei der die Projektgruppe Nord dem Werk Nowosibirsk-2 zugeordnet wurde, ohne dass das Arbeitsverhältnis endete. Eine Bescheinigung des Staatsarchivs Nowosibirsk über die Umstrukturierung wird derzeit über eine bevollmächtigte Angehörige beschafft und unverzüglich nachgereicht. Die abweichende Schreibweise des Familiennamens in älteren Dokumenten (Klassen) beruht auf der Rückübertragung aus der kyrillischen Schrift; Identität und Geburtsdatum sind durchgehend identisch.</w:t>
       </w:r>
     </w:p>
     <w:p>
